--- a/docs/项目方案_同步版.docx
+++ b/docs/项目方案_同步版.docx
@@ -101,11 +101,975 @@
       </w:r>
     </w:p>
     <w:p>
+      <w:pPr>
+        <w:pStyle w:val="TOC1"/>
+        <w:tabs>
+          <w:tab w:val="right" w:leader="dot" w:pos="9072"/>
+        </w:tabs>
+      </w:pPr>
       <w:r>
         <w:fldChar w:fldCharType="begin"/>
+      </w:r>
+      <w:r>
         <w:instrText xml:space="preserve"> TOC \o "1-2" \h \z \u </w:instrText>
+      </w:r>
+      <w:r>
         <w:fldChar w:fldCharType="separate"/>
-        <w:t>目录将在打开文档时自动更新（如未更新，请右键“更新域”）</w:t>
+      </w:r>
+      <w:hyperlink w:anchor="_LarkToc00001" w:history="1">
+        <w:r>
+          <w:t>1  项目概述</w:t>
+        </w:r>
+        <w:r>
+          <w:tab/>
+        </w:r>
+        <w:r>
+          <w:fldChar w:fldCharType="begin"/>
+        </w:r>
+        <w:r>
+          <w:instrText xml:space="preserve"> PAGEREF _LarkToc00001 \h </w:instrText>
+        </w:r>
+        <w:r>
+          <w:fldChar w:fldCharType="separate"/>
+        </w:r>
+        <w:r>
+          <w:t>1</w:t>
+        </w:r>
+        <w:r>
+          <w:fldChar w:fldCharType="end"/>
+        </w:r>
+      </w:hyperlink>
+    </w:p>
+    <w:p>
+      <w:pPr>
+        <w:pStyle w:val="TOC2"/>
+        <w:tabs>
+          <w:tab w:val="right" w:leader="dot" w:pos="9072"/>
+        </w:tabs>
+      </w:pPr>
+      <w:hyperlink w:anchor="_LarkToc00002" w:history="1">
+        <w:r>
+          <w:t>1.1  项目背景</w:t>
+        </w:r>
+        <w:r>
+          <w:tab/>
+        </w:r>
+        <w:r>
+          <w:fldChar w:fldCharType="begin"/>
+        </w:r>
+        <w:r>
+          <w:instrText xml:space="preserve"> PAGEREF _LarkToc00002 \h </w:instrText>
+        </w:r>
+        <w:r>
+          <w:fldChar w:fldCharType="separate"/>
+        </w:r>
+        <w:r>
+          <w:t>1</w:t>
+        </w:r>
+        <w:r>
+          <w:fldChar w:fldCharType="end"/>
+        </w:r>
+      </w:hyperlink>
+    </w:p>
+    <w:p>
+      <w:pPr>
+        <w:pStyle w:val="TOC2"/>
+        <w:tabs>
+          <w:tab w:val="right" w:leader="dot" w:pos="9072"/>
+        </w:tabs>
+      </w:pPr>
+      <w:hyperlink w:anchor="_LarkToc00003" w:history="1">
+        <w:r>
+          <w:t>1.2  项目目标</w:t>
+        </w:r>
+        <w:r>
+          <w:tab/>
+        </w:r>
+        <w:r>
+          <w:fldChar w:fldCharType="begin"/>
+        </w:r>
+        <w:r>
+          <w:instrText xml:space="preserve"> PAGEREF _LarkToc00003 \h </w:instrText>
+        </w:r>
+        <w:r>
+          <w:fldChar w:fldCharType="separate"/>
+        </w:r>
+        <w:r>
+          <w:t>1</w:t>
+        </w:r>
+        <w:r>
+          <w:fldChar w:fldCharType="end"/>
+        </w:r>
+      </w:hyperlink>
+    </w:p>
+    <w:p>
+      <w:pPr>
+        <w:pStyle w:val="TOC2"/>
+        <w:tabs>
+          <w:tab w:val="right" w:leader="dot" w:pos="9072"/>
+        </w:tabs>
+      </w:pPr>
+      <w:hyperlink w:anchor="_LarkToc00004" w:history="1">
+        <w:r>
+          <w:t>1.3  简历价值定位</w:t>
+        </w:r>
+        <w:r>
+          <w:tab/>
+        </w:r>
+        <w:r>
+          <w:fldChar w:fldCharType="begin"/>
+        </w:r>
+        <w:r>
+          <w:instrText xml:space="preserve"> PAGEREF _LarkToc00004 \h </w:instrText>
+        </w:r>
+        <w:r>
+          <w:fldChar w:fldCharType="separate"/>
+        </w:r>
+        <w:r>
+          <w:t>1</w:t>
+        </w:r>
+        <w:r>
+          <w:fldChar w:fldCharType="end"/>
+        </w:r>
+      </w:hyperlink>
+    </w:p>
+    <w:p>
+      <w:pPr>
+        <w:pStyle w:val="TOC1"/>
+        <w:tabs>
+          <w:tab w:val="right" w:leader="dot" w:pos="9072"/>
+        </w:tabs>
+      </w:pPr>
+      <w:hyperlink w:anchor="_LarkToc00005" w:history="1">
+        <w:r>
+          <w:t>2  系统总体设计</w:t>
+        </w:r>
+        <w:r>
+          <w:tab/>
+        </w:r>
+        <w:r>
+          <w:fldChar w:fldCharType="begin"/>
+        </w:r>
+        <w:r>
+          <w:instrText xml:space="preserve"> PAGEREF _LarkToc00005 \h </w:instrText>
+        </w:r>
+        <w:r>
+          <w:fldChar w:fldCharType="separate"/>
+        </w:r>
+        <w:r>
+          <w:t>2</w:t>
+        </w:r>
+        <w:r>
+          <w:fldChar w:fldCharType="end"/>
+        </w:r>
+      </w:hyperlink>
+    </w:p>
+    <w:p>
+      <w:pPr>
+        <w:pStyle w:val="TOC2"/>
+        <w:tabs>
+          <w:tab w:val="right" w:leader="dot" w:pos="9072"/>
+        </w:tabs>
+      </w:pPr>
+      <w:hyperlink w:anchor="_LarkToc00006" w:history="1">
+        <w:r>
+          <w:t>2.1  总体架构</w:t>
+        </w:r>
+        <w:r>
+          <w:tab/>
+        </w:r>
+        <w:r>
+          <w:fldChar w:fldCharType="begin"/>
+        </w:r>
+        <w:r>
+          <w:instrText xml:space="preserve"> PAGEREF _LarkToc00006 \h </w:instrText>
+        </w:r>
+        <w:r>
+          <w:fldChar w:fldCharType="separate"/>
+        </w:r>
+        <w:r>
+          <w:t>2</w:t>
+        </w:r>
+        <w:r>
+          <w:fldChar w:fldCharType="end"/>
+        </w:r>
+      </w:hyperlink>
+    </w:p>
+    <w:p>
+      <w:pPr>
+        <w:pStyle w:val="TOC2"/>
+        <w:tabs>
+          <w:tab w:val="right" w:leader="dot" w:pos="9072"/>
+        </w:tabs>
+      </w:pPr>
+      <w:hyperlink w:anchor="_LarkToc00007" w:history="1">
+        <w:r>
+          <w:t>2.2  技术栈总览</w:t>
+        </w:r>
+        <w:r>
+          <w:tab/>
+        </w:r>
+        <w:r>
+          <w:fldChar w:fldCharType="begin"/>
+        </w:r>
+        <w:r>
+          <w:instrText xml:space="preserve"> PAGEREF _LarkToc00007 \h </w:instrText>
+        </w:r>
+        <w:r>
+          <w:fldChar w:fldCharType="separate"/>
+        </w:r>
+        <w:r>
+          <w:t>2</w:t>
+        </w:r>
+        <w:r>
+          <w:fldChar w:fldCharType="end"/>
+        </w:r>
+      </w:hyperlink>
+    </w:p>
+    <w:p>
+      <w:pPr>
+        <w:pStyle w:val="TOC2"/>
+        <w:tabs>
+          <w:tab w:val="right" w:leader="dot" w:pos="9072"/>
+        </w:tabs>
+      </w:pPr>
+      <w:hyperlink w:anchor="_LarkToc00008" w:history="1">
+        <w:r>
+          <w:t>2.3  核心业务流程</w:t>
+        </w:r>
+        <w:r>
+          <w:tab/>
+        </w:r>
+        <w:r>
+          <w:fldChar w:fldCharType="begin"/>
+        </w:r>
+        <w:r>
+          <w:instrText xml:space="preserve"> PAGEREF _LarkToc00008 \h </w:instrText>
+        </w:r>
+        <w:r>
+          <w:fldChar w:fldCharType="separate"/>
+        </w:r>
+        <w:r>
+          <w:t>3</w:t>
+        </w:r>
+        <w:r>
+          <w:fldChar w:fldCharType="end"/>
+        </w:r>
+      </w:hyperlink>
+    </w:p>
+    <w:p>
+      <w:pPr>
+        <w:pStyle w:val="TOC1"/>
+        <w:tabs>
+          <w:tab w:val="right" w:leader="dot" w:pos="9072"/>
+        </w:tabs>
+      </w:pPr>
+      <w:hyperlink w:anchor="_LarkToc00009" w:history="1">
+        <w:r>
+          <w:t>3  功能模块详细设计</w:t>
+        </w:r>
+        <w:r>
+          <w:tab/>
+        </w:r>
+        <w:r>
+          <w:fldChar w:fldCharType="begin"/>
+        </w:r>
+        <w:r>
+          <w:instrText xml:space="preserve"> PAGEREF _LarkToc00009 \h </w:instrText>
+        </w:r>
+        <w:r>
+          <w:fldChar w:fldCharType="separate"/>
+        </w:r>
+        <w:r>
+          <w:t>4</w:t>
+        </w:r>
+        <w:r>
+          <w:fldChar w:fldCharType="end"/>
+        </w:r>
+      </w:hyperlink>
+    </w:p>
+    <w:p>
+      <w:pPr>
+        <w:pStyle w:val="TOC2"/>
+        <w:tabs>
+          <w:tab w:val="right" w:leader="dot" w:pos="9072"/>
+        </w:tabs>
+      </w:pPr>
+      <w:hyperlink w:anchor="_LarkToc00010" w:history="1">
+        <w:r>
+          <w:t>3.1  多智能体编排模块（LangGraph）</w:t>
+        </w:r>
+        <w:r>
+          <w:tab/>
+        </w:r>
+        <w:r>
+          <w:fldChar w:fldCharType="begin"/>
+        </w:r>
+        <w:r>
+          <w:instrText xml:space="preserve"> PAGEREF _LarkToc00010 \h </w:instrText>
+        </w:r>
+        <w:r>
+          <w:fldChar w:fldCharType="separate"/>
+        </w:r>
+        <w:r>
+          <w:t>4</w:t>
+        </w:r>
+        <w:r>
+          <w:fldChar w:fldCharType="end"/>
+        </w:r>
+      </w:hyperlink>
+    </w:p>
+    <w:p>
+      <w:pPr>
+        <w:pStyle w:val="TOC2"/>
+        <w:tabs>
+          <w:tab w:val="right" w:leader="dot" w:pos="9072"/>
+        </w:tabs>
+      </w:pPr>
+      <w:hyperlink w:anchor="_LarkToc00011" w:history="1">
+        <w:r>
+          <w:t>3.2  RAG 知识检索模块</w:t>
+        </w:r>
+        <w:r>
+          <w:tab/>
+        </w:r>
+        <w:r>
+          <w:fldChar w:fldCharType="begin"/>
+        </w:r>
+        <w:r>
+          <w:instrText xml:space="preserve"> PAGEREF _LarkToc00011 \h </w:instrText>
+        </w:r>
+        <w:r>
+          <w:fldChar w:fldCharType="separate"/>
+        </w:r>
+        <w:r>
+          <w:t>5</w:t>
+        </w:r>
+        <w:r>
+          <w:fldChar w:fldCharType="end"/>
+        </w:r>
+      </w:hyperlink>
+    </w:p>
+    <w:p>
+      <w:pPr>
+        <w:pStyle w:val="TOC2"/>
+        <w:tabs>
+          <w:tab w:val="right" w:leader="dot" w:pos="9072"/>
+        </w:tabs>
+      </w:pPr>
+      <w:hyperlink w:anchor="_LarkToc00012" w:history="1">
+        <w:r>
+          <w:t>3.3  工具调用模块</w:t>
+        </w:r>
+        <w:r>
+          <w:tab/>
+        </w:r>
+        <w:r>
+          <w:fldChar w:fldCharType="begin"/>
+        </w:r>
+        <w:r>
+          <w:instrText xml:space="preserve"> PAGEREF _LarkToc00012 \h </w:instrText>
+        </w:r>
+        <w:r>
+          <w:fldChar w:fldCharType="separate"/>
+        </w:r>
+        <w:r>
+          <w:t>5</w:t>
+        </w:r>
+        <w:r>
+          <w:fldChar w:fldCharType="end"/>
+        </w:r>
+      </w:hyperlink>
+    </w:p>
+    <w:p>
+      <w:pPr>
+        <w:pStyle w:val="TOC2"/>
+        <w:tabs>
+          <w:tab w:val="right" w:leader="dot" w:pos="9072"/>
+        </w:tabs>
+      </w:pPr>
+      <w:hyperlink w:anchor="_LarkToc00013" w:history="1">
+        <w:r>
+          <w:t>3.4  会话记忆模块</w:t>
+        </w:r>
+        <w:r>
+          <w:tab/>
+        </w:r>
+        <w:r>
+          <w:fldChar w:fldCharType="begin"/>
+        </w:r>
+        <w:r>
+          <w:instrText xml:space="preserve"> PAGEREF _LarkToc00013 \h </w:instrText>
+        </w:r>
+        <w:r>
+          <w:fldChar w:fldCharType="separate"/>
+        </w:r>
+        <w:r>
+          <w:t>6</w:t>
+        </w:r>
+        <w:r>
+          <w:fldChar w:fldCharType="end"/>
+        </w:r>
+      </w:hyperlink>
+    </w:p>
+    <w:p>
+      <w:pPr>
+        <w:pStyle w:val="TOC2"/>
+        <w:tabs>
+          <w:tab w:val="right" w:leader="dot" w:pos="9072"/>
+        </w:tabs>
+      </w:pPr>
+      <w:hyperlink w:anchor="_LarkToc00014" w:history="1">
+        <w:r>
+          <w:t>3.5  前端交互模块</w:t>
+        </w:r>
+        <w:r>
+          <w:tab/>
+        </w:r>
+        <w:r>
+          <w:fldChar w:fldCharType="begin"/>
+        </w:r>
+        <w:r>
+          <w:instrText xml:space="preserve"> PAGEREF _LarkToc00014 \h </w:instrText>
+        </w:r>
+        <w:r>
+          <w:fldChar w:fldCharType="separate"/>
+        </w:r>
+        <w:r>
+          <w:t>7</w:t>
+        </w:r>
+        <w:r>
+          <w:fldChar w:fldCharType="end"/>
+        </w:r>
+      </w:hyperlink>
+    </w:p>
+    <w:p>
+      <w:pPr>
+        <w:pStyle w:val="TOC2"/>
+        <w:tabs>
+          <w:tab w:val="right" w:leader="dot" w:pos="9072"/>
+        </w:tabs>
+      </w:pPr>
+      <w:hyperlink w:anchor="_LarkToc00015" w:history="1">
+        <w:r>
+          <w:t>3.6  API 服务层</w:t>
+        </w:r>
+        <w:r>
+          <w:tab/>
+        </w:r>
+        <w:r>
+          <w:fldChar w:fldCharType="begin"/>
+        </w:r>
+        <w:r>
+          <w:instrText xml:space="preserve"> PAGEREF _LarkToc00015 \h </w:instrText>
+        </w:r>
+        <w:r>
+          <w:fldChar w:fldCharType="separate"/>
+        </w:r>
+        <w:r>
+          <w:t>7</w:t>
+        </w:r>
+        <w:r>
+          <w:fldChar w:fldCharType="end"/>
+        </w:r>
+      </w:hyperlink>
+    </w:p>
+    <w:p>
+      <w:pPr>
+        <w:pStyle w:val="TOC1"/>
+        <w:tabs>
+          <w:tab w:val="right" w:leader="dot" w:pos="9072"/>
+        </w:tabs>
+      </w:pPr>
+      <w:hyperlink w:anchor="_LarkToc00016" w:history="1">
+        <w:r>
+          <w:t>4  数据方案：多游戏知识包</w:t>
+        </w:r>
+        <w:r>
+          <w:tab/>
+        </w:r>
+        <w:r>
+          <w:fldChar w:fldCharType="begin"/>
+        </w:r>
+        <w:r>
+          <w:instrText xml:space="preserve"> PAGEREF _LarkToc00016 \h </w:instrText>
+        </w:r>
+        <w:r>
+          <w:fldChar w:fldCharType="separate"/>
+        </w:r>
+        <w:r>
+          <w:t>7</w:t>
+        </w:r>
+        <w:r>
+          <w:fldChar w:fldCharType="end"/>
+        </w:r>
+      </w:hyperlink>
+    </w:p>
+    <w:p>
+      <w:pPr>
+        <w:pStyle w:val="TOC2"/>
+        <w:tabs>
+          <w:tab w:val="right" w:leader="dot" w:pos="9072"/>
+        </w:tabs>
+      </w:pPr>
+      <w:hyperlink w:anchor="_LarkToc00017" w:history="1">
+        <w:r>
+          <w:t>4.1  数据范围与规模</w:t>
+        </w:r>
+        <w:r>
+          <w:tab/>
+        </w:r>
+        <w:r>
+          <w:fldChar w:fldCharType="begin"/>
+        </w:r>
+        <w:r>
+          <w:instrText xml:space="preserve"> PAGEREF _LarkToc00017 \h </w:instrText>
+        </w:r>
+        <w:r>
+          <w:fldChar w:fldCharType="separate"/>
+        </w:r>
+        <w:r>
+          <w:t>7</w:t>
+        </w:r>
+        <w:r>
+          <w:fldChar w:fldCharType="end"/>
+        </w:r>
+      </w:hyperlink>
+    </w:p>
+    <w:p>
+      <w:pPr>
+        <w:pStyle w:val="TOC2"/>
+        <w:tabs>
+          <w:tab w:val="right" w:leader="dot" w:pos="9072"/>
+        </w:tabs>
+      </w:pPr>
+      <w:hyperlink w:anchor="_LarkToc00018" w:history="1">
+        <w:r>
+          <w:t>4.2  数据结构设计</w:t>
+        </w:r>
+        <w:r>
+          <w:tab/>
+        </w:r>
+        <w:r>
+          <w:fldChar w:fldCharType="begin"/>
+        </w:r>
+        <w:r>
+          <w:instrText xml:space="preserve"> PAGEREF _LarkToc00018 \h </w:instrText>
+        </w:r>
+        <w:r>
+          <w:fldChar w:fldCharType="separate"/>
+        </w:r>
+        <w:r>
+          <w:t>8</w:t>
+        </w:r>
+        <w:r>
+          <w:fldChar w:fldCharType="end"/>
+        </w:r>
+      </w:hyperlink>
+    </w:p>
+    <w:p>
+      <w:pPr>
+        <w:pStyle w:val="TOC2"/>
+        <w:tabs>
+          <w:tab w:val="right" w:leader="dot" w:pos="9072"/>
+        </w:tabs>
+      </w:pPr>
+      <w:hyperlink w:anchor="_LarkToc00019" w:history="1">
+        <w:r>
+          <w:t>4.3  数据采集与入库流程</w:t>
+        </w:r>
+        <w:r>
+          <w:tab/>
+        </w:r>
+        <w:r>
+          <w:fldChar w:fldCharType="begin"/>
+        </w:r>
+        <w:r>
+          <w:instrText xml:space="preserve"> PAGEREF _LarkToc00019 \h </w:instrText>
+        </w:r>
+        <w:r>
+          <w:fldChar w:fldCharType="separate"/>
+        </w:r>
+        <w:r>
+          <w:t>8</w:t>
+        </w:r>
+        <w:r>
+          <w:fldChar w:fldCharType="end"/>
+        </w:r>
+      </w:hyperlink>
+    </w:p>
+    <w:p>
+      <w:pPr>
+        <w:pStyle w:val="TOC2"/>
+        <w:tabs>
+          <w:tab w:val="right" w:leader="dot" w:pos="9072"/>
+        </w:tabs>
+      </w:pPr>
+      <w:hyperlink w:anchor="_LarkToc00020" w:history="1">
+        <w:r>
+          <w:t>4.4  多游戏扩展机制</w:t>
+        </w:r>
+        <w:r>
+          <w:tab/>
+        </w:r>
+        <w:r>
+          <w:fldChar w:fldCharType="begin"/>
+        </w:r>
+        <w:r>
+          <w:instrText xml:space="preserve"> PAGEREF _LarkToc00020 \h </w:instrText>
+        </w:r>
+        <w:r>
+          <w:fldChar w:fldCharType="separate"/>
+        </w:r>
+        <w:r>
+          <w:t>8</w:t>
+        </w:r>
+        <w:r>
+          <w:fldChar w:fldCharType="end"/>
+        </w:r>
+      </w:hyperlink>
+    </w:p>
+    <w:p>
+      <w:pPr>
+        <w:pStyle w:val="TOC1"/>
+        <w:tabs>
+          <w:tab w:val="right" w:leader="dot" w:pos="9072"/>
+        </w:tabs>
+      </w:pPr>
+      <w:hyperlink w:anchor="_LarkToc00021" w:history="1">
+        <w:r>
+          <w:t>5  技术选型与理由</w:t>
+        </w:r>
+        <w:r>
+          <w:tab/>
+        </w:r>
+        <w:r>
+          <w:fldChar w:fldCharType="begin"/>
+        </w:r>
+        <w:r>
+          <w:instrText xml:space="preserve"> PAGEREF _LarkToc00021 \h </w:instrText>
+        </w:r>
+        <w:r>
+          <w:fldChar w:fldCharType="separate"/>
+        </w:r>
+        <w:r>
+          <w:t>8</w:t>
+        </w:r>
+        <w:r>
+          <w:fldChar w:fldCharType="end"/>
+        </w:r>
+      </w:hyperlink>
+    </w:p>
+    <w:p>
+      <w:pPr>
+        <w:pStyle w:val="TOC1"/>
+        <w:tabs>
+          <w:tab w:val="right" w:leader="dot" w:pos="9072"/>
+        </w:tabs>
+      </w:pPr>
+      <w:hyperlink w:anchor="_LarkToc00022" w:history="1">
+        <w:r>
+          <w:t>6  评测方案</w:t>
+        </w:r>
+        <w:r>
+          <w:tab/>
+        </w:r>
+        <w:r>
+          <w:fldChar w:fldCharType="begin"/>
+        </w:r>
+        <w:r>
+          <w:instrText xml:space="preserve"> PAGEREF _LarkToc00022 \h </w:instrText>
+        </w:r>
+        <w:r>
+          <w:fldChar w:fldCharType="separate"/>
+        </w:r>
+        <w:r>
+          <w:t>9</w:t>
+        </w:r>
+        <w:r>
+          <w:fldChar w:fldCharType="end"/>
+        </w:r>
+      </w:hyperlink>
+    </w:p>
+    <w:p>
+      <w:pPr>
+        <w:pStyle w:val="TOC2"/>
+        <w:tabs>
+          <w:tab w:val="right" w:leader="dot" w:pos="9072"/>
+        </w:tabs>
+      </w:pPr>
+      <w:hyperlink w:anchor="_LarkToc00023" w:history="1">
+        <w:r>
+          <w:t>6.1  评测集设计</w:t>
+        </w:r>
+        <w:r>
+          <w:tab/>
+        </w:r>
+        <w:r>
+          <w:fldChar w:fldCharType="begin"/>
+        </w:r>
+        <w:r>
+          <w:instrText xml:space="preserve"> PAGEREF _LarkToc00023 \h </w:instrText>
+        </w:r>
+        <w:r>
+          <w:fldChar w:fldCharType="separate"/>
+        </w:r>
+        <w:r>
+          <w:t>9</w:t>
+        </w:r>
+        <w:r>
+          <w:fldChar w:fldCharType="end"/>
+        </w:r>
+      </w:hyperlink>
+    </w:p>
+    <w:p>
+      <w:pPr>
+        <w:pStyle w:val="TOC2"/>
+        <w:tabs>
+          <w:tab w:val="right" w:leader="dot" w:pos="9072"/>
+        </w:tabs>
+      </w:pPr>
+      <w:hyperlink w:anchor="_LarkToc00024" w:history="1">
+        <w:r>
+          <w:t>6.2  评测指标与流程</w:t>
+        </w:r>
+        <w:r>
+          <w:tab/>
+        </w:r>
+        <w:r>
+          <w:fldChar w:fldCharType="begin"/>
+        </w:r>
+        <w:r>
+          <w:instrText xml:space="preserve"> PAGEREF _LarkToc00024 \h </w:instrText>
+        </w:r>
+        <w:r>
+          <w:fldChar w:fldCharType="separate"/>
+        </w:r>
+        <w:r>
+          <w:t>9</w:t>
+        </w:r>
+        <w:r>
+          <w:fldChar w:fldCharType="end"/>
+        </w:r>
+      </w:hyperlink>
+    </w:p>
+    <w:p>
+      <w:pPr>
+        <w:pStyle w:val="TOC2"/>
+        <w:tabs>
+          <w:tab w:val="right" w:leader="dot" w:pos="9072"/>
+        </w:tabs>
+      </w:pPr>
+      <w:hyperlink w:anchor="_LarkToc00025" w:history="1">
+        <w:r>
+          <w:t>6.3  迭代优化闭环</w:t>
+        </w:r>
+        <w:r>
+          <w:tab/>
+        </w:r>
+        <w:r>
+          <w:fldChar w:fldCharType="begin"/>
+        </w:r>
+        <w:r>
+          <w:instrText xml:space="preserve"> PAGEREF _LarkToc00025 \h </w:instrText>
+        </w:r>
+        <w:r>
+          <w:fldChar w:fldCharType="separate"/>
+        </w:r>
+        <w:r>
+          <w:t>10</w:t>
+        </w:r>
+        <w:r>
+          <w:fldChar w:fldCharType="end"/>
+        </w:r>
+      </w:hyperlink>
+    </w:p>
+    <w:p>
+      <w:pPr>
+        <w:pStyle w:val="TOC1"/>
+        <w:tabs>
+          <w:tab w:val="right" w:leader="dot" w:pos="9072"/>
+        </w:tabs>
+      </w:pPr>
+      <w:hyperlink w:anchor="_LarkToc00026" w:history="1">
+        <w:r>
+          <w:t>7  分阶段开发计划（12 周）</w:t>
+        </w:r>
+        <w:r>
+          <w:tab/>
+        </w:r>
+        <w:r>
+          <w:fldChar w:fldCharType="begin"/>
+        </w:r>
+        <w:r>
+          <w:instrText xml:space="preserve"> PAGEREF _LarkToc00026 \h </w:instrText>
+        </w:r>
+        <w:r>
+          <w:fldChar w:fldCharType="separate"/>
+        </w:r>
+        <w:r>
+          <w:t>10</w:t>
+        </w:r>
+        <w:r>
+          <w:fldChar w:fldCharType="end"/>
+        </w:r>
+      </w:hyperlink>
+    </w:p>
+    <w:p>
+      <w:pPr>
+        <w:pStyle w:val="TOC1"/>
+        <w:tabs>
+          <w:tab w:val="right" w:leader="dot" w:pos="9072"/>
+        </w:tabs>
+      </w:pPr>
+      <w:hyperlink w:anchor="_LarkToc00027" w:history="1">
+        <w:r>
+          <w:t>8  部署与运行说明</w:t>
+        </w:r>
+        <w:r>
+          <w:tab/>
+        </w:r>
+        <w:r>
+          <w:fldChar w:fldCharType="begin"/>
+        </w:r>
+        <w:r>
+          <w:instrText xml:space="preserve"> PAGEREF _LarkToc00027 \h </w:instrText>
+        </w:r>
+        <w:r>
+          <w:fldChar w:fldCharType="separate"/>
+        </w:r>
+        <w:r>
+          <w:t>11</w:t>
+        </w:r>
+        <w:r>
+          <w:fldChar w:fldCharType="end"/>
+        </w:r>
+      </w:hyperlink>
+    </w:p>
+    <w:p>
+      <w:pPr>
+        <w:pStyle w:val="TOC1"/>
+        <w:tabs>
+          <w:tab w:val="right" w:leader="dot" w:pos="9072"/>
+        </w:tabs>
+      </w:pPr>
+      <w:hyperlink w:anchor="_LarkToc00028" w:history="1">
+        <w:r>
+          <w:t>11  风险与应对</w:t>
+        </w:r>
+        <w:r>
+          <w:tab/>
+        </w:r>
+        <w:r>
+          <w:fldChar w:fldCharType="begin"/>
+        </w:r>
+        <w:r>
+          <w:instrText xml:space="preserve"> PAGEREF _LarkToc00028 \h </w:instrText>
+        </w:r>
+        <w:r>
+          <w:fldChar w:fldCharType="separate"/>
+        </w:r>
+        <w:r>
+          <w:t>12</w:t>
+        </w:r>
+        <w:r>
+          <w:fldChar w:fldCharType="end"/>
+        </w:r>
+      </w:hyperlink>
+    </w:p>
+    <w:p>
+      <w:pPr>
+        <w:pStyle w:val="TOC1"/>
+        <w:tabs>
+          <w:tab w:val="right" w:leader="dot" w:pos="9072"/>
+        </w:tabs>
+      </w:pPr>
+      <w:hyperlink w:anchor="_LarkToc00029" w:history="1">
+        <w:r>
+          <w:t>附录 A  知识库数据结构设计</w:t>
+        </w:r>
+        <w:r>
+          <w:tab/>
+        </w:r>
+        <w:r>
+          <w:fldChar w:fldCharType="begin"/>
+        </w:r>
+        <w:r>
+          <w:instrText xml:space="preserve"> PAGEREF _LarkToc00029 \h </w:instrText>
+        </w:r>
+        <w:r>
+          <w:fldChar w:fldCharType="separate"/>
+        </w:r>
+        <w:r>
+          <w:t>12</w:t>
+        </w:r>
+        <w:r>
+          <w:fldChar w:fldCharType="end"/>
+        </w:r>
+      </w:hyperlink>
+    </w:p>
+    <w:p>
+      <w:pPr>
+        <w:pStyle w:val="TOC1"/>
+        <w:tabs>
+          <w:tab w:val="right" w:leader="dot" w:pos="9072"/>
+        </w:tabs>
+      </w:pPr>
+      <w:hyperlink w:anchor="_LarkToc00030" w:history="1">
+        <w:r>
+          <w:t>附录 B  后端代码结构示意</w:t>
+        </w:r>
+        <w:r>
+          <w:tab/>
+        </w:r>
+        <w:r>
+          <w:fldChar w:fldCharType="begin"/>
+        </w:r>
+        <w:r>
+          <w:instrText xml:space="preserve"> PAGEREF _LarkToc00030 \h </w:instrText>
+        </w:r>
+        <w:r>
+          <w:fldChar w:fldCharType="separate"/>
+        </w:r>
+        <w:r>
+          <w:t>13</w:t>
+        </w:r>
+        <w:r>
+          <w:fldChar w:fldCharType="end"/>
+        </w:r>
+      </w:hyperlink>
+    </w:p>
+    <w:p>
+      <w:pPr>
+        <w:pStyle w:val="TOC1"/>
+        <w:tabs>
+          <w:tab w:val="right" w:leader="dot" w:pos="9072"/>
+        </w:tabs>
+      </w:pPr>
+      <w:hyperlink w:anchor="_LarkToc00031" w:history="1">
+        <w:r>
+          <w:t>附录 C  前端组件结构示意</w:t>
+        </w:r>
+        <w:r>
+          <w:tab/>
+        </w:r>
+        <w:r>
+          <w:fldChar w:fldCharType="begin"/>
+        </w:r>
+        <w:r>
+          <w:instrText xml:space="preserve"> PAGEREF _LarkToc00031 \h </w:instrText>
+        </w:r>
+        <w:r>
+          <w:fldChar w:fldCharType="separate"/>
+        </w:r>
+        <w:r>
+          <w:t>13</w:t>
+        </w:r>
+        <w:r>
+          <w:fldChar w:fldCharType="end"/>
+        </w:r>
+      </w:hyperlink>
+      <w:r>
         <w:fldChar w:fldCharType="end"/>
       </w:r>
     </w:p>
@@ -123,17 +1087,21 @@
       <w:pPr>
         <w:pStyle w:val="Heading1"/>
       </w:pPr>
+      <w:bookmarkStart w:id="1" w:name="_LarkToc00001"/>
       <w:r>
         <w:t>1  项目概述</w:t>
       </w:r>
+      <w:bookmarkEnd w:id="1"/>
     </w:p>
     <w:p>
       <w:pPr>
         <w:pStyle w:val="Heading2"/>
       </w:pPr>
+      <w:bookmarkStart w:id="2" w:name="_LarkToc00002"/>
       <w:r>
         <w:t>1.1  项目背景</w:t>
       </w:r>
+      <w:bookmarkEnd w:id="2"/>
     </w:p>
     <w:p>
       <w:r>
@@ -154,9 +1122,11 @@
       <w:pPr>
         <w:pStyle w:val="Heading2"/>
       </w:pPr>
+      <w:bookmarkStart w:id="3" w:name="_LarkToc00003"/>
       <w:r>
         <w:t>1.2  项目目标</w:t>
       </w:r>
+      <w:bookmarkEnd w:id="3"/>
     </w:p>
     <w:p>
       <w:pPr>
@@ -201,9 +1171,11 @@
       <w:pPr>
         <w:pStyle w:val="Heading2"/>
       </w:pPr>
+      <w:bookmarkStart w:id="4" w:name="_LarkToc00004"/>
       <w:r>
         <w:t>1.3  简历价值定位</w:t>
       </w:r>
+      <w:bookmarkEnd w:id="4"/>
     </w:p>
     <w:p>
       <w:r>
@@ -214,17 +1186,21 @@
       <w:pPr>
         <w:pStyle w:val="Heading1"/>
       </w:pPr>
+      <w:bookmarkStart w:id="5" w:name="_LarkToc00005"/>
       <w:r>
         <w:t>2  系统总体设计</w:t>
       </w:r>
+      <w:bookmarkEnd w:id="5"/>
     </w:p>
     <w:p>
       <w:pPr>
         <w:pStyle w:val="Heading2"/>
       </w:pPr>
+      <w:bookmarkStart w:id="6" w:name="_LarkToc00006"/>
       <w:r>
         <w:t>2.1  总体架构</w:t>
       </w:r>
+      <w:bookmarkEnd w:id="6"/>
     </w:p>
     <w:p>
       <w:r>
@@ -288,9 +1264,11 @@
       <w:pPr>
         <w:pStyle w:val="Heading2"/>
       </w:pPr>
+      <w:bookmarkStart w:id="7" w:name="_LarkToc00007"/>
       <w:r>
         <w:t>2.2  技术栈总览</w:t>
       </w:r>
+      <w:bookmarkEnd w:id="7"/>
     </w:p>
     <w:p>
       <w:pPr>
@@ -962,9 +1940,11 @@
       <w:pPr>
         <w:pStyle w:val="Heading2"/>
       </w:pPr>
+      <w:bookmarkStart w:id="8" w:name="_LarkToc00008"/>
       <w:r>
         <w:t>2.3  核心业务流程</w:t>
       </w:r>
+      <w:bookmarkEnd w:id="8"/>
     </w:p>
     <w:p>
       <w:r>
@@ -1023,17 +2003,21 @@
       <w:pPr>
         <w:pStyle w:val="Heading1"/>
       </w:pPr>
+      <w:bookmarkStart w:id="9" w:name="_LarkToc00009"/>
       <w:r>
         <w:t>3  功能模块详细设计</w:t>
       </w:r>
+      <w:bookmarkEnd w:id="9"/>
     </w:p>
     <w:p>
       <w:pPr>
         <w:pStyle w:val="Heading2"/>
       </w:pPr>
+      <w:bookmarkStart w:id="10" w:name="_LarkToc00010"/>
       <w:r>
         <w:t>3.1  多智能体编排模块（LangGraph）</w:t>
       </w:r>
+      <w:bookmarkEnd w:id="10"/>
     </w:p>
     <w:p>
       <w:pPr>
@@ -1149,9 +2133,11 @@
       <w:pPr>
         <w:pStyle w:val="Heading2"/>
       </w:pPr>
+      <w:bookmarkStart w:id="11" w:name="_LarkToc00011"/>
       <w:r>
         <w:t>3.2  RAG 知识检索模块</w:t>
       </w:r>
+      <w:bookmarkEnd w:id="11"/>
     </w:p>
     <w:p>
       <w:pPr>
@@ -1196,9 +2182,11 @@
       <w:pPr>
         <w:pStyle w:val="Heading2"/>
       </w:pPr>
+      <w:bookmarkStart w:id="12" w:name="_LarkToc00012"/>
       <w:r>
         <w:t>3.3  工具调用模块</w:t>
       </w:r>
+      <w:bookmarkEnd w:id="12"/>
     </w:p>
     <w:p>
       <w:r>
@@ -1274,9 +2262,11 @@
       <w:pPr>
         <w:pStyle w:val="Heading2"/>
       </w:pPr>
+      <w:bookmarkStart w:id="13" w:name="_LarkToc00013"/>
       <w:r>
         <w:t>3.4  会话记忆模块</w:t>
       </w:r>
+      <w:bookmarkEnd w:id="13"/>
     </w:p>
     <w:p>
       <w:pPr>
@@ -1344,9 +2334,11 @@
       <w:pPr>
         <w:pStyle w:val="Heading2"/>
       </w:pPr>
+      <w:bookmarkStart w:id="14" w:name="_LarkToc00014"/>
       <w:r>
         <w:t>3.5  前端交互模块</w:t>
       </w:r>
+      <w:bookmarkEnd w:id="14"/>
     </w:p>
     <w:p>
       <w:pPr>
@@ -1417,9 +2409,11 @@
       <w:pPr>
         <w:pStyle w:val="Heading2"/>
       </w:pPr>
+      <w:bookmarkStart w:id="15" w:name="_LarkToc00015"/>
       <w:r>
         <w:t>3.6  API 服务层</w:t>
       </w:r>
+      <w:bookmarkEnd w:id="15"/>
     </w:p>
     <w:p>
       <w:pPr>
@@ -1883,17 +2877,21 @@
       <w:pPr>
         <w:pStyle w:val="Heading1"/>
       </w:pPr>
+      <w:bookmarkStart w:id="16" w:name="_LarkToc00016"/>
       <w:r>
         <w:t>4  数据方案：多游戏知识包</w:t>
       </w:r>
+      <w:bookmarkEnd w:id="16"/>
     </w:p>
     <w:p>
       <w:pPr>
         <w:pStyle w:val="Heading2"/>
       </w:pPr>
+      <w:bookmarkStart w:id="17" w:name="_LarkToc00017"/>
       <w:r>
         <w:t>4.1  数据范围与规模</w:t>
       </w:r>
+      <w:bookmarkEnd w:id="17"/>
     </w:p>
     <w:p>
       <w:r>
@@ -2357,9 +3355,11 @@
       <w:pPr>
         <w:pStyle w:val="Heading2"/>
       </w:pPr>
+      <w:bookmarkStart w:id="18" w:name="_LarkToc00018"/>
       <w:r>
         <w:t>4.2  数据结构设计</w:t>
       </w:r>
+      <w:bookmarkEnd w:id="18"/>
     </w:p>
     <w:p>
       <w:r>
@@ -2370,9 +3370,11 @@
       <w:pPr>
         <w:pStyle w:val="Heading2"/>
       </w:pPr>
+      <w:bookmarkStart w:id="19" w:name="_LarkToc00019"/>
       <w:r>
         <w:t>4.3  数据采集与入库流程</w:t>
       </w:r>
+      <w:bookmarkEnd w:id="19"/>
     </w:p>
     <w:p>
       <w:pPr>
@@ -2417,9 +3419,11 @@
       <w:pPr>
         <w:pStyle w:val="Heading2"/>
       </w:pPr>
+      <w:bookmarkStart w:id="20" w:name="_LarkToc00020"/>
       <w:r>
         <w:t>4.4  多游戏扩展机制</w:t>
       </w:r>
+      <w:bookmarkEnd w:id="20"/>
     </w:p>
     <w:p>
       <w:r>
@@ -2430,9 +3434,11 @@
       <w:pPr>
         <w:pStyle w:val="Heading1"/>
       </w:pPr>
+      <w:bookmarkStart w:id="21" w:name="_LarkToc00021"/>
       <w:r>
         <w:t>5  技术选型与理由</w:t>
       </w:r>
+      <w:bookmarkEnd w:id="21"/>
     </w:p>
     <w:p>
       <w:pPr>
@@ -3118,17 +4124,21 @@
       <w:pPr>
         <w:pStyle w:val="Heading1"/>
       </w:pPr>
+      <w:bookmarkStart w:id="22" w:name="_LarkToc00022"/>
       <w:r>
         <w:t>6  评测方案</w:t>
       </w:r>
+      <w:bookmarkEnd w:id="22"/>
     </w:p>
     <w:p>
       <w:pPr>
         <w:pStyle w:val="Heading2"/>
       </w:pPr>
+      <w:bookmarkStart w:id="23" w:name="_LarkToc00023"/>
       <w:r>
         <w:t>6.1  评测集设计</w:t>
       </w:r>
+      <w:bookmarkEnd w:id="23"/>
     </w:p>
     <w:p>
       <w:r>
@@ -3139,9 +4149,11 @@
       <w:pPr>
         <w:pStyle w:val="Heading2"/>
       </w:pPr>
+      <w:bookmarkStart w:id="24" w:name="_LarkToc00024"/>
       <w:r>
         <w:t>6.2  评测指标与流程</w:t>
       </w:r>
+      <w:bookmarkEnd w:id="24"/>
     </w:p>
     <w:p>
       <w:pPr>
@@ -3199,9 +4211,11 @@
       <w:pPr>
         <w:pStyle w:val="Heading2"/>
       </w:pPr>
+      <w:bookmarkStart w:id="25" w:name="_LarkToc00025"/>
       <w:r>
         <w:t>6.3  迭代优化闭环</w:t>
       </w:r>
+      <w:bookmarkEnd w:id="25"/>
     </w:p>
     <w:p>
       <w:r>
@@ -3233,9 +4247,11 @@
       <w:pPr>
         <w:pStyle w:val="Heading1"/>
       </w:pPr>
+      <w:bookmarkStart w:id="26" w:name="_LarkToc00026"/>
       <w:r>
         <w:t>7  分阶段开发计划（12 周）</w:t>
       </w:r>
+      <w:bookmarkEnd w:id="26"/>
     </w:p>
     <w:p>
       <w:r>
@@ -4492,9 +5508,11 @@
       <w:pPr>
         <w:pStyle w:val="Heading1"/>
       </w:pPr>
+      <w:bookmarkStart w:id="27" w:name="_LarkToc00027"/>
       <w:r>
         <w:t>8  部署与运行说明</w:t>
       </w:r>
+      <w:bookmarkEnd w:id="27"/>
     </w:p>
     <w:p>
       <w:pPr>
@@ -4548,530 +5566,11 @@
       <w:pPr>
         <w:pStyle w:val="Heading1"/>
       </w:pPr>
-      <w:r>
-        <w:t>9  简历呈现</w:t>
-      </w:r>
-    </w:p>
-    <w:p>
-      <w:pPr>
-        <w:pStyle w:val="Heading2"/>
-      </w:pPr>
-      <w:r>
-        <w:t>9.1  简历 STAR 条目（可直接粘贴）</w:t>
-      </w:r>
-    </w:p>
-    <w:p>
-      <w:pPr>
-        <w:ind w:firstLine="0"/>
-      </w:pPr>
-      <w:r>
-        <w:rPr>
-          <w:rFonts w:eastAsia="宋体"/>
-          <w:b/>
-          <w:sz w:val="24"/>
-        </w:rPr>
-        <w:t>【项目名称】AI 游戏助手智能体平台（个人独立开发）</w:t>
-      </w:r>
-    </w:p>
-    <w:p>
-      <w:pPr>
-        <w:ind w:firstLine="0"/>
-      </w:pPr>
-      <w:r>
-        <w:t>bge-small-zh · Chroma · LangGraph · Docker · MCP（多游戏：原神 / 明日方舟）</w:t>
-      </w:r>
-    </w:p>
-    <w:p>
-      <w:pPr>
-        <w:ind w:firstLine="0"/>
-      </w:pPr>
-      <w:r>
-        <w:rPr>
-          <w:rFonts w:eastAsia="宋体"/>
-          <w:sz w:val="24"/>
-        </w:rPr>
-        <w:t>【项目描述】基于 LangGraph 构建多智能体游戏助手：用户以自然语言提问，系统自动完成意图规划、知识检索与工具调用，并通过 Web 界面可视化 Agent 决策全过程。以《原神》游戏知识库为落地场景，覆盖 RAG 问答、函数调用、会话记忆与流式交互。</w:t>
-      </w:r>
-    </w:p>
-    <w:p>
-      <w:pPr>
-        <w:ind w:firstLine="0"/>
-      </w:pPr>
-      <w:r>
-        <w:rPr>
-          <w:rFonts w:eastAsia="宋体"/>
-          <w:b/>
-          <w:sz w:val="24"/>
-        </w:rPr>
-        <w:t>【核心职责】</w:t>
-      </w:r>
-    </w:p>
-    <w:p>
-      <w:pPr>
-        <w:ind w:firstLine="0"/>
-      </w:pPr>
-      <w:r>
-        <w:rPr>
-          <w:rFonts w:eastAsia="宋体"/>
-          <w:sz w:val="24"/>
-        </w:rPr>
-        <w:t>基于 LangGraph 设计规划 / 检索 / 工具 / 汇总四节点状态图，实现任务条件路由、节点级重试与兜底机制；</w:t>
-      </w:r>
-    </w:p>
-    <w:p>
-      <w:pPr>
-        <w:ind w:firstLine="0"/>
-      </w:pPr>
-      <w:r>
-        <w:rPr>
-          <w:rFonts w:eastAsia="宋体"/>
-          <w:sz w:val="24"/>
-        </w:rPr>
-        <w:t>搭建 RAG 检索链路：bge-m3 本地向量化 + Chroma 存储，实现 TopK 检索与回答引用溯源；</w:t>
-      </w:r>
-    </w:p>
-    <w:p>
-      <w:pPr>
-        <w:ind w:firstLine="0"/>
-      </w:pPr>
-      <w:r>
-        <w:rPr>
-          <w:rFonts w:eastAsia="宋体"/>
-          <w:sz w:val="24"/>
-        </w:rPr>
-        <w:t>设计游戏注册表与知识包机制，支持原神 / 明日方舟多游戏插拔式扩展，新增游戏无需改动编排逻辑；</w:t>
-      </w:r>
-    </w:p>
-    <w:p>
-      <w:pPr>
-        <w:ind w:firstLine="0"/>
-      </w:pPr>
-      <w:r>
-        <w:rPr>
-          <w:rFonts w:eastAsia="宋体"/>
-          <w:sz w:val="24"/>
-        </w:rPr>
-        <w:t>实现按需实体查询工具（静态库 → LLM 生成 → wiki 交叉验证 → 动态缓存，独立目录 + 来源标注隔离）；</w:t>
-      </w:r>
-    </w:p>
-    <w:p>
-      <w:pPr>
-        <w:ind w:firstLine="0"/>
-      </w:pPr>
-      <w:r>
-        <w:rPr>
-          <w:rFonts w:eastAsia="宋体"/>
-          <w:sz w:val="24"/>
-        </w:rPr>
-        <w:t>设计会话记忆机制（窗口裁剪 + 摘要压缩）并基于 SQLite 持久化，会话按游戏隔离；</w:t>
-      </w:r>
-    </w:p>
-    <w:p>
-      <w:pPr>
-        <w:ind w:firstLine="0"/>
-      </w:pPr>
-      <w:r>
-        <w:rPr>
-          <w:rFonts w:eastAsia="宋体"/>
-          <w:sz w:val="24"/>
-        </w:rPr>
-        <w:t>开发 React + TypeScript 前端，实现游戏选择、SSE 流式输出、Agent 决策链路实时可视化（含 Reflection 质检徽标）与对话 token 消耗展示；</w:t>
-      </w:r>
-    </w:p>
-    <w:p>
-      <w:pPr>
-        <w:ind w:firstLine="0"/>
-      </w:pPr>
-      <w:r>
-        <w:rPr>
-          <w:rFonts w:eastAsia="宋体"/>
-          <w:sz w:val="24"/>
-        </w:rPr>
-        <w:t>评测闭环：30 条评测集 + LLM-as-Judge 四指标评分，准确率 0.937、覆盖度 0.922、0 幻觉（P0 收敛）；P1 回归 0.928/1.0/0.917/0。</w:t>
-      </w:r>
-    </w:p>
-    <w:p>
-      <w:r>
-        <w:t>注意：以上“核心职责”中涉及的具体数字为设计目标。简历定稿前，必须用项目完成后真实跑测的数据替换【85%】【90%】等数值，否则面试追问时无法自洽。</w:t>
-      </w:r>
-    </w:p>
-    <w:p>
-      <w:pPr>
-        <w:pStyle w:val="Heading2"/>
-      </w:pPr>
-      <w:r>
-        <w:t>9.2  项目经历精简版（约 150 字）</w:t>
-      </w:r>
-    </w:p>
-    <w:p>
-      <w:r>
-        <w:t>结合 bge-small-zh + Chroma 的 RAG 检索</w:t>
-      </w:r>
-    </w:p>
-    <w:p>
-      <w:pPr>
-        <w:pStyle w:val="Heading1"/>
-      </w:pPr>
-      <w:r>
-        <w:t>10  面试准备材料</w:t>
-      </w:r>
-    </w:p>
-    <w:p>
-      <w:pPr>
-        <w:pStyle w:val="Heading2"/>
-      </w:pPr>
-      <w:r>
-        <w:t>10.1  高频追问与应答要点</w:t>
-      </w:r>
-    </w:p>
-    <w:p>
-      <w:pPr>
-        <w:ind w:firstLine="0"/>
-      </w:pPr>
-      <w:r>
-        <w:rPr>
-          <w:rFonts w:eastAsia="宋体"/>
-          <w:b/>
-          <w:sz w:val="24"/>
-        </w:rPr>
-        <w:t>1. 为什么用多智能体而不是单个 Agent？</w:t>
-      </w:r>
-    </w:p>
-    <w:p>
-      <w:pPr>
-        <w:ind w:firstLine="0"/>
-      </w:pPr>
-      <w:r>
-        <w:t>单 Agent 长任务易偏离目标、职责耦合、难以定位问题；多节点职责单一，可独立开发与优化，每个环节可观测、可重试，适合复杂问答链路。</w:t>
-      </w:r>
-    </w:p>
-    <w:p>
-      <w:pPr>
-        <w:ind w:firstLine="0"/>
-      </w:pPr>
-      <w:r>
-        <w:rPr>
-          <w:rFonts w:eastAsia="宋体"/>
-          <w:b/>
-          <w:sz w:val="24"/>
-        </w:rPr>
-        <w:t>2. LangGraph 相比 LangChain AgentExecutor 的优势？</w:t>
-      </w:r>
-    </w:p>
-    <w:p>
-      <w:pPr>
-        <w:ind w:firstLine="0"/>
-      </w:pPr>
-      <w:r>
-        <w:t>AgentExecutor 是隐式循环，流程不可控；LangGraph 是显式状态图，节点、边、条件路由都可见，支持节点级重试、checkpoint 与子图复用，适合生产级复杂流程。</w:t>
-      </w:r>
-    </w:p>
-    <w:p>
-      <w:pPr>
-        <w:ind w:firstLine="0"/>
-      </w:pPr>
-      <w:r>
-        <w:rPr>
-          <w:rFonts w:eastAsia="宋体"/>
-          <w:b/>
-          <w:sz w:val="24"/>
-        </w:rPr>
-        <w:t>3. 工具调用失败怎么处理？</w:t>
-      </w:r>
-    </w:p>
-    <w:p>
-      <w:pPr>
-        <w:ind w:firstLine="0"/>
-      </w:pPr>
-      <w:r>
-        <w:t>三层防线：参数 Pydantic 校验失败自动重试；工具执行异常捕获并返回错误信息；仍失败则由模型降级回答或进入兜底节点，保证用户始终有响应。</w:t>
-      </w:r>
-    </w:p>
-    <w:p>
-      <w:pPr>
-        <w:ind w:firstLine="0"/>
-      </w:pPr>
-      <w:r>
-        <w:rPr>
-          <w:rFonts w:eastAsia="宋体"/>
-          <w:b/>
-          <w:sz w:val="24"/>
-        </w:rPr>
-        <w:t>4. 如何防止 Agent 幻觉与“乱跑”？</w:t>
-      </w:r>
-    </w:p>
-    <w:p>
-      <w:pPr>
-        <w:ind w:firstLine="0"/>
-      </w:pPr>
-      <w:r>
-        <w:t>回答强制要求引用检索来源；结构化输出用 Pydantic 校验；系统提示约束“只依据给定资料回答”；评测集回归防止优化引入退化。</w:t>
-      </w:r>
-    </w:p>
-    <w:p>
-      <w:pPr>
-        <w:ind w:firstLine="0"/>
-      </w:pPr>
-      <w:r>
-        <w:rPr>
-          <w:rFonts w:eastAsia="宋体"/>
-          <w:b/>
-          <w:sz w:val="24"/>
-        </w:rPr>
-        <w:t>5. RAG 分块策略怎么定的？</w:t>
-      </w:r>
-    </w:p>
-    <w:p>
-      <w:pPr>
-        <w:ind w:firstLine="0"/>
-      </w:pPr>
-      <w:r>
-        <w:t>按知识条目分块，与业务检索粒度对齐，避免语义割裂；块保留元数据支撑过滤与引用；分块大小经评测对比确定。</w:t>
-      </w:r>
-    </w:p>
-    <w:p>
-      <w:pPr>
-        <w:ind w:firstLine="0"/>
-      </w:pPr>
-      <w:r>
-        <w:rPr>
-          <w:rFonts w:eastAsia="宋体"/>
-          <w:b/>
-          <w:sz w:val="24"/>
-        </w:rPr>
-        <w:t>6. 为什么不用 DeepSeek 的 embedding？</w:t>
-      </w:r>
-    </w:p>
-    <w:p>
-      <w:pPr>
-        <w:ind w:firstLine="0"/>
-      </w:pPr>
-      <w:r>
-        <w:t>DeepSeek 官方 API 不提供 embedding 接口；bge-m3 本地部署中文效果好、零成本、可离线，与本项目本地部署目标一致。</w:t>
-      </w:r>
-    </w:p>
-    <w:p>
-      <w:pPr>
-        <w:ind w:firstLine="0"/>
-      </w:pPr>
-      <w:r>
-        <w:rPr>
-          <w:rFonts w:eastAsia="宋体"/>
-          <w:b/>
-          <w:sz w:val="24"/>
-        </w:rPr>
-        <w:t>7. 检索效果不好怎么优化？</w:t>
-      </w:r>
-    </w:p>
-    <w:p>
-      <w:pPr>
-        <w:ind w:firstLine="0"/>
-      </w:pPr>
-      <w:r>
-        <w:t>按顺序排查：分块与元数据过滤 → 相似度阈值 → 引入 reranker 重排 → 扩充高质量数据；每一步用评测集量化验证。</w:t>
-      </w:r>
-    </w:p>
-    <w:p>
-      <w:pPr>
-        <w:ind w:firstLine="0"/>
-      </w:pPr>
-      <w:r>
-        <w:rPr>
-          <w:rFonts w:eastAsia="宋体"/>
-          <w:b/>
-          <w:sz w:val="24"/>
-        </w:rPr>
-        <w:t>8. 会话记忆怎么管理？</w:t>
-      </w:r>
-    </w:p>
-    <w:p>
-      <w:pPr>
-        <w:ind w:firstLine="0"/>
-      </w:pPr>
-      <w:r>
-        <w:t>短期窗口裁剪控制上下文长度，超过窗口触发摘要压缩；SQLite 持久化支撑多会话；记忆按“角色设定 + 历史摘要 + 检索结果 + 工具结果”组装注入。</w:t>
-      </w:r>
-    </w:p>
-    <w:p>
-      <w:pPr>
-        <w:ind w:firstLine="0"/>
-      </w:pPr>
-      <w:r>
-        <w:rPr>
-          <w:rFonts w:eastAsia="宋体"/>
-          <w:b/>
-          <w:sz w:val="24"/>
-        </w:rPr>
-        <w:t>9. 如何评测 Agent？</w:t>
-      </w:r>
-    </w:p>
-    <w:p>
-      <w:pPr>
-        <w:ind w:firstLine="0"/>
-      </w:pPr>
-      <w:r>
-        <w:t>30 条评测集覆盖四类任务；LLM-as-Judge 按标准答案与关键事实点打分，辅以人工抽检；指标包括准确率、引用命中率、工具成功率与端到端时延。</w:t>
-      </w:r>
-    </w:p>
-    <w:p>
-      <w:pPr>
-        <w:ind w:firstLine="0"/>
-      </w:pPr>
-      <w:r>
-        <w:rPr>
-          <w:rFonts w:eastAsia="宋体"/>
-          <w:b/>
-          <w:sz w:val="24"/>
-        </w:rPr>
-        <w:t>10. 项目中最难解决的问题？</w:t>
-      </w:r>
-    </w:p>
-    <w:p>
-      <w:pPr>
-        <w:ind w:firstLine="0"/>
-      </w:pPr>
-      <w:r>
-        <w:t>示例：Function Calling 参数偶发不合法导致链路中断，通过“Pydantic 校验 + 重试 + 兜底”三层机制解决，并将同类失败样本纳入评测集回归。</w:t>
-      </w:r>
-    </w:p>
-    <w:p>
-      <w:pPr>
-        <w:ind w:firstLine="0"/>
-      </w:pPr>
-      <w:r>
-        <w:rPr>
-          <w:rFonts w:eastAsia="宋体"/>
-          <w:b/>
-          <w:sz w:val="24"/>
-        </w:rPr>
-        <w:t>11. 知识库数据怎么来的？合规吗？</w:t>
-      </w:r>
-    </w:p>
-    <w:p>
-      <w:pPr>
-        <w:ind w:firstLine="0"/>
-      </w:pPr>
-      <w:r>
-        <w:t>基于公开资料人工整理，攻略内容自撰或改写并标注来源；不复制受版权保护的图文；仅用于个人学习与演示。</w:t>
-      </w:r>
-    </w:p>
-    <w:p>
-      <w:pPr>
-        <w:ind w:firstLine="0"/>
-      </w:pPr>
-      <w:r>
-        <w:rPr>
-          <w:rFonts w:eastAsia="宋体"/>
-          <w:b/>
-          <w:sz w:val="24"/>
-        </w:rPr>
-        <w:t>12. 如何支持新的游戏？</w:t>
-      </w:r>
-    </w:p>
-    <w:p>
-      <w:pPr>
-        <w:ind w:firstLine="0"/>
-      </w:pPr>
-      <w:r>
-        <w:t>数据层抽象为“知识包”（游戏注册表 + 独立数据目录 + 独立向量集合），新增游戏只需整理数据并在注册表登记；编排层与业务逻辑无需改动。当前规划原神与明日方舟双游戏包，已验证可扩展性。</w:t>
-      </w:r>
-    </w:p>
-    <w:p>
-      <w:pPr>
-        <w:ind w:firstLine="0"/>
-      </w:pPr>
-      <w:r>
-        <w:rPr>
-          <w:rFonts w:eastAsia="宋体"/>
-          <w:b/>
-          <w:sz w:val="24"/>
-        </w:rPr>
-        <w:t>13. 多游戏之间如何隔离，会不会串数据？</w:t>
-      </w:r>
-    </w:p>
-    <w:p>
-      <w:pPr>
-        <w:ind w:firstLine="0"/>
-      </w:pPr>
-      <w:r>
-        <w:t>游戏维度贯穿全链路：会话绑定游戏标识，检索按独立 Chroma 集合路由，工具的游戏参数由会话上下文注入而非用户指定，系统提示注入对应游戏上下文，从数据、检索、工具到会话四层隔离。</w:t>
-      </w:r>
-    </w:p>
-    <w:p>
-      <w:pPr>
-        <w:pStyle w:val="Heading2"/>
-      </w:pPr>
-      <w:r>
-        <w:t>10.2  三分钟项目讲解脚本</w:t>
-      </w:r>
-    </w:p>
-    <w:p>
-      <w:pPr>
-        <w:ind w:firstLine="0"/>
-      </w:pPr>
-      <w:r>
-        <w:rPr>
-          <w:rFonts w:eastAsia="宋体"/>
-          <w:sz w:val="24"/>
-        </w:rPr>
-        <w:t>开场（30 秒）：介绍项目一句话定位——一个用 LangGraph 构建、React 展示的多智能体游戏助手，能自动规划任务、检索知识、调用工具并可视化决策过程。</w:t>
-      </w:r>
-    </w:p>
-    <w:p>
-      <w:pPr>
-        <w:ind w:firstLine="0"/>
-      </w:pPr>
-      <w:r>
-        <w:rPr>
-          <w:rFonts w:eastAsia="宋体"/>
-          <w:sz w:val="24"/>
-        </w:rPr>
-        <w:t>背景（30 秒）：玩家攻略查询频次高但信息分散，传统方式无法按个人条件定制；项目以《原神》《明日方舟》双游戏包验证通用 Agent 架构。</w:t>
-      </w:r>
-    </w:p>
-    <w:p>
-      <w:pPr>
-        <w:ind w:firstLine="0"/>
-      </w:pPr>
-      <w:r>
-        <w:rPr>
-          <w:rFonts w:eastAsia="宋体"/>
-          <w:sz w:val="24"/>
-        </w:rPr>
-        <w:t>架构（60 秒）：结合架构图讲五层结构；结合流程图讲“规划—路由—执行—汇总”主链路与兜底机制；点明 LangGraph 状态图与游戏知识包机制是核心设计。</w:t>
-      </w:r>
-    </w:p>
-    <w:p>
-      <w:pPr>
-        <w:ind w:firstLine="0"/>
-      </w:pPr>
-      <w:r>
-        <w:rPr>
-          <w:rFonts w:eastAsia="宋体"/>
-          <w:sz w:val="24"/>
-        </w:rPr>
-        <w:t>关键设计（60 秒）：RAG 用 bge-m3 + Chroma 实现本地检索与引用溯源；工具调用用 Function Calling + 校验重试；前端用 SSE 流式 + 时间线可视化。</w:t>
-      </w:r>
-    </w:p>
-    <w:p>
-      <w:pPr>
-        <w:ind w:firstLine="0"/>
-      </w:pPr>
-      <w:r>
-        <w:rPr>
-          <w:rFonts w:eastAsia="宋体"/>
-          <w:sz w:val="24"/>
-        </w:rPr>
-        <w:t>成果与收获（30 秒）：30 条评测集闭环，准确率与工具成功率达标；掌握了从数据、编排、检索到工程化的 Agent 全链路能力。</w:t>
-      </w:r>
-    </w:p>
-    <w:p>
-      <w:pPr>
-        <w:pStyle w:val="Heading1"/>
-      </w:pPr>
+      <w:bookmarkStart w:id="28" w:name="_LarkToc00028"/>
       <w:r>
         <w:t>11  风险与应对</w:t>
       </w:r>
+      <w:bookmarkEnd w:id="28"/>
     </w:p>
     <w:p>
       <w:pPr>
@@ -5530,9 +6029,11 @@
       <w:pPr>
         <w:pStyle w:val="Heading1"/>
       </w:pPr>
+      <w:bookmarkStart w:id="29" w:name="_LarkToc00029"/>
       <w:r>
         <w:t>附录 A  知识库数据结构设计</w:t>
       </w:r>
+      <w:bookmarkEnd w:id="29"/>
     </w:p>
     <w:p>
       <w:r>
@@ -7368,9 +7869,11 @@
       <w:pPr>
         <w:pStyle w:val="Heading1"/>
       </w:pPr>
+      <w:bookmarkStart w:id="30" w:name="_LarkToc00030"/>
       <w:r>
         <w:t>附录 B  后端代码结构示意</w:t>
       </w:r>
+      <w:bookmarkEnd w:id="30"/>
     </w:p>
     <w:p>
       <w:pPr>
@@ -7610,9 +8113,11 @@
       <w:pPr>
         <w:pStyle w:val="Heading1"/>
       </w:pPr>
+      <w:bookmarkStart w:id="31" w:name="_LarkToc00031"/>
       <w:r>
         <w:t>附录 C  前端组件结构示意</w:t>
       </w:r>
+      <w:bookmarkEnd w:id="31"/>
     </w:p>
     <w:p>
       <w:pPr>
@@ -19863,6 +20368,30 @@
       </w:tcPr>
     </w:tblStylePr>
   </w:style>
+  <w:style w:type="paragraph" w:styleId="TOC1">
+    <w:name w:val="toc 1"/>
+    <w:basedOn w:val="Normal"/>
+    <w:next w:val="Normal"/>
+    <w:semiHidden/>
+    <w:unhideWhenUsed/>
+    <w:uiPriority w:val="39"/>
+    <w:pPr>
+      <w:spacing w:line="240" w:lineRule="auto"/>
+      <w:ind w:firstLine="0" w:firstLineChars="0" w:hanging="0" w:hangingChars="0"/>
+    </w:pPr>
+  </w:style>
+  <w:style w:type="paragraph" w:styleId="TOC2">
+    <w:name w:val="toc 2"/>
+    <w:basedOn w:val="Normal"/>
+    <w:next w:val="Normal"/>
+    <w:semiHidden/>
+    <w:unhideWhenUsed/>
+    <w:uiPriority w:val="39"/>
+    <w:pPr>
+      <w:spacing w:line="240" w:lineRule="auto"/>
+      <w:ind w:firstLine="0" w:firstLineChars="0" w:hanging="0" w:hangingChars="0" w:left="420" w:leftChars="200"/>
+    </w:pPr>
+  </w:style>
 </w:styles>
 </file>
 
@@ -31664,6 +32193,30 @@
         <w:shd w:val="clear" w:color="auto" w:fill="FBCAA2" w:themeFill="accent6" w:themeFillTint="7F"/>
       </w:tcPr>
     </w:tblStylePr>
+  </w:style>
+  <w:style w:type="paragraph" w:styleId="TOC1">
+    <w:name w:val="toc 1"/>
+    <w:basedOn w:val="Normal"/>
+    <w:next w:val="Normal"/>
+    <w:semiHidden/>
+    <w:unhideWhenUsed/>
+    <w:uiPriority w:val="39"/>
+    <w:pPr>
+      <w:spacing w:line="240" w:lineRule="auto"/>
+      <w:ind w:firstLine="0" w:firstLineChars="0" w:hanging="0" w:hangingChars="0"/>
+    </w:pPr>
+  </w:style>
+  <w:style w:type="paragraph" w:styleId="TOC2">
+    <w:name w:val="toc 2"/>
+    <w:basedOn w:val="Normal"/>
+    <w:next w:val="Normal"/>
+    <w:semiHidden/>
+    <w:unhideWhenUsed/>
+    <w:uiPriority w:val="39"/>
+    <w:pPr>
+      <w:spacing w:line="240" w:lineRule="auto"/>
+      <w:ind w:firstLine="0" w:firstLineChars="0" w:hanging="0" w:hangingChars="0" w:left="420" w:leftChars="200"/>
+    </w:pPr>
   </w:style>
 </w:styles>
 </file>
